--- a/Database Design PFSP.docx
+++ b/Database Design PFSP.docx
@@ -4,7 +4,7 @@
   <w:body>
     <w:p>
       <w:pPr>
-        <w:pStyle w:val="Heading1"/>
+        <w:pStyle w:val="Kop1"/>
         <w:rPr>
           <w:sz w:val="32"/>
           <w:szCs w:val="32"/>
@@ -67,12 +67,24 @@
         <w:rPr>
           <w:lang w:val="nl-BE"/>
         </w:rPr>
-        <w:t xml:space="preserve"> op een dusdanige manier dat de redeneringen rond opbouw van het model duidelijk wordt.</w:t>
+        <w:t xml:space="preserve"> op een dusdanige manier dat de redeneringen rond opbouw van het model duidelijk word</w:t>
+      </w:r>
+      <w:r>
+        <w:rPr>
+          <w:lang w:val="nl-BE"/>
+        </w:rPr>
+        <w:t>en</w:t>
+      </w:r>
+      <w:r>
+        <w:rPr>
+          <w:lang w:val="nl-BE"/>
+        </w:rPr>
+        <w:t>.</w:t>
       </w:r>
     </w:p>
     <w:p>
       <w:pPr>
-        <w:pStyle w:val="Heading2"/>
+        <w:pStyle w:val="Kop2"/>
         <w:rPr>
           <w:lang w:val="nl-BE"/>
         </w:rPr>
@@ -119,6 +131,7 @@
     </w:p>
     <w:p>
       <w:pPr>
+        <w:jc w:val="center"/>
         <w:rPr>
           <w:lang w:val="nl-BE"/>
         </w:rPr>
@@ -129,9 +142,9 @@
           <w:lang w:val="nl-BE"/>
         </w:rPr>
         <w:drawing>
-          <wp:inline distT="0" distB="0" distL="0" distR="0" wp14:anchorId="0DEE729E" wp14:editId="7F90A815">
-            <wp:extent cx="5646984" cy="815340"/>
-            <wp:effectExtent l="0" t="0" r="0" b="3810"/>
+          <wp:inline distT="0" distB="0" distL="0" distR="0" wp14:anchorId="0DEE729E" wp14:editId="7827B799">
+            <wp:extent cx="4635500" cy="669296"/>
+            <wp:effectExtent l="0" t="0" r="0" b="0"/>
             <wp:docPr id="1025121890" name="Picture 1"/>
             <wp:cNvGraphicFramePr>
               <a:graphicFrameLocks xmlns:a="http://schemas.openxmlformats.org/drawingml/2006/main" noChangeAspect="1"/>
@@ -158,7 +171,7 @@
                   <pic:spPr>
                     <a:xfrm>
                       <a:off x="0" y="0"/>
-                      <a:ext cx="5652740" cy="816171"/>
+                      <a:ext cx="4717310" cy="681108"/>
                     </a:xfrm>
                     <a:prstGeom prst="rect">
                       <a:avLst/>
@@ -173,7 +186,7 @@
     </w:p>
     <w:p>
       <w:pPr>
-        <w:pStyle w:val="Heading2"/>
+        <w:pStyle w:val="Kop2"/>
         <w:rPr>
           <w:lang w:val="nl-BE"/>
         </w:rPr>
@@ -310,12 +323,12 @@
         <w:rPr>
           <w:lang w:val="nl-BE"/>
         </w:rPr>
-        <w:t xml:space="preserve"> die  de wijziging invoerde opgeslagen. </w:t>
+        <w:t xml:space="preserve"> die  de wijziging invoerde opgeslagen.</w:t>
       </w:r>
     </w:p>
     <w:p>
       <w:pPr>
-        <w:pStyle w:val="Heading3"/>
+        <w:pStyle w:val="Kop3"/>
         <w:rPr>
           <w:lang w:val="nl-BE"/>
         </w:rPr>
@@ -354,7 +367,7 @@
     </w:p>
     <w:p>
       <w:pPr>
-        <w:pStyle w:val="ListParagraph"/>
+        <w:pStyle w:val="Lijstalinea"/>
         <w:numPr>
           <w:ilvl w:val="0"/>
           <w:numId w:val="1"/>
@@ -396,7 +409,7 @@
     </w:p>
     <w:p>
       <w:pPr>
-        <w:pStyle w:val="ListParagraph"/>
+        <w:pStyle w:val="Lijstalinea"/>
         <w:numPr>
           <w:ilvl w:val="0"/>
           <w:numId w:val="1"/>
@@ -426,7 +439,7 @@
     </w:p>
     <w:p>
       <w:pPr>
-        <w:pStyle w:val="ListParagraph"/>
+        <w:pStyle w:val="Lijstalinea"/>
         <w:numPr>
           <w:ilvl w:val="0"/>
           <w:numId w:val="1"/>
@@ -450,7 +463,7 @@
     </w:p>
     <w:p>
       <w:pPr>
-        <w:pStyle w:val="ListParagraph"/>
+        <w:pStyle w:val="Lijstalinea"/>
         <w:numPr>
           <w:ilvl w:val="0"/>
           <w:numId w:val="1"/>
@@ -463,7 +476,19 @@
         <w:rPr>
           <w:lang w:val="nl-BE"/>
         </w:rPr>
-        <w:t xml:space="preserve">een status. </w:t>
+        <w:t xml:space="preserve">een </w:t>
+      </w:r>
+      <w:r>
+        <w:rPr>
+          <w:lang w:val="nl-BE"/>
+        </w:rPr>
+        <w:t>resultaat</w:t>
+      </w:r>
+      <w:r>
+        <w:rPr>
+          <w:lang w:val="nl-BE"/>
+        </w:rPr>
+        <w:t xml:space="preserve">. </w:t>
       </w:r>
     </w:p>
     <w:p>
@@ -476,12 +501,24 @@
         <w:rPr>
           <w:lang w:val="nl-BE"/>
         </w:rPr>
-        <w:t>Hieronder een oplijsting van de verschillende mogelijke statussen.</w:t>
+        <w:t xml:space="preserve">Hieronder een oplijsting van de verschillende mogelijke </w:t>
+      </w:r>
+      <w:r>
+        <w:rPr>
+          <w:lang w:val="nl-BE"/>
+        </w:rPr>
+        <w:t>resultaten</w:t>
+      </w:r>
+      <w:r>
+        <w:rPr>
+          <w:lang w:val="nl-BE"/>
+        </w:rPr>
+        <w:t>.</w:t>
       </w:r>
     </w:p>
     <w:tbl>
       <w:tblPr>
-        <w:tblStyle w:val="TableGrid"/>
+        <w:tblStyle w:val="Tabelraster"/>
         <w:tblW w:w="0" w:type="auto"/>
         <w:tblLook w:val="04A0" w:firstRow="1" w:lastRow="0" w:firstColumn="1" w:lastColumn="0" w:noHBand="0" w:noVBand="1"/>
       </w:tblPr>
@@ -500,6 +537,8 @@
               <w:rPr>
                 <w:b/>
                 <w:bCs/>
+                <w:sz w:val="18"/>
+                <w:szCs w:val="18"/>
                 <w:lang w:val="en-US"/>
               </w:rPr>
             </w:pPr>
@@ -508,6 +547,8 @@
               <w:rPr>
                 <w:b/>
                 <w:bCs/>
+                <w:sz w:val="18"/>
+                <w:szCs w:val="18"/>
                 <w:lang w:val="en-US"/>
               </w:rPr>
               <w:t>Waarde</w:t>
@@ -524,6 +565,8 @@
               <w:rPr>
                 <w:b/>
                 <w:bCs/>
+                <w:sz w:val="18"/>
+                <w:szCs w:val="18"/>
                 <w:lang w:val="en-US"/>
               </w:rPr>
             </w:pPr>
@@ -532,6 +575,8 @@
               <w:rPr>
                 <w:b/>
                 <w:bCs/>
+                <w:sz w:val="18"/>
+                <w:szCs w:val="18"/>
                 <w:lang w:val="en-US"/>
               </w:rPr>
               <w:t>Naamgeving</w:t>
@@ -548,6 +593,8 @@
               <w:rPr>
                 <w:b/>
                 <w:bCs/>
+                <w:sz w:val="18"/>
+                <w:szCs w:val="18"/>
                 <w:lang w:val="en-US"/>
               </w:rPr>
             </w:pPr>
@@ -556,6 +603,8 @@
               <w:rPr>
                 <w:b/>
                 <w:bCs/>
+                <w:sz w:val="18"/>
+                <w:szCs w:val="18"/>
                 <w:lang w:val="en-US"/>
               </w:rPr>
               <w:t>Omschrijving</w:t>
@@ -574,14 +623,18 @@
             <w:pPr>
               <w:jc w:val="center"/>
               <w:rPr>
+                <w:sz w:val="18"/>
+                <w:szCs w:val="18"/>
                 <w:lang w:val="en-US"/>
               </w:rPr>
             </w:pPr>
             <w:r>
               <w:rPr>
-                <w:lang w:val="en-US"/>
-              </w:rPr>
-              <w:t>0</w:t>
+                <w:sz w:val="18"/>
+                <w:szCs w:val="18"/>
+                <w:lang w:val="en-US"/>
+              </w:rPr>
+              <w:t>1</w:t>
             </w:r>
           </w:p>
         </w:tc>
@@ -593,11 +646,15 @@
           <w:p>
             <w:pPr>
               <w:rPr>
+                <w:sz w:val="18"/>
+                <w:szCs w:val="18"/>
                 <w:lang w:val="en-US"/>
               </w:rPr>
             </w:pPr>
             <w:r>
               <w:rPr>
+                <w:sz w:val="18"/>
+                <w:szCs w:val="18"/>
                 <w:lang w:val="en-US"/>
               </w:rPr>
               <w:t>Failed</w:t>
@@ -611,11 +668,15 @@
           <w:p>
             <w:pPr>
               <w:rPr>
+                <w:sz w:val="18"/>
+                <w:szCs w:val="18"/>
                 <w:lang w:val="en-US"/>
               </w:rPr>
             </w:pPr>
             <w:r>
               <w:rPr>
+                <w:sz w:val="18"/>
+                <w:szCs w:val="18"/>
                 <w:lang w:val="en-US"/>
               </w:rPr>
               <w:t xml:space="preserve">Het checkpoint </w:t>
@@ -623,6 +684,8 @@
             <w:proofErr w:type="spellStart"/>
             <w:r>
               <w:rPr>
+                <w:sz w:val="18"/>
+                <w:szCs w:val="18"/>
                 <w:lang w:val="en-US"/>
               </w:rPr>
               <w:t>heeft</w:t>
@@ -630,6 +693,8 @@
             <w:proofErr w:type="spellEnd"/>
             <w:r>
               <w:rPr>
+                <w:sz w:val="18"/>
+                <w:szCs w:val="18"/>
                 <w:lang w:val="en-US"/>
               </w:rPr>
               <w:t xml:space="preserve"> </w:t>
@@ -637,6 +702,8 @@
             <w:proofErr w:type="spellStart"/>
             <w:r>
               <w:rPr>
+                <w:sz w:val="18"/>
+                <w:szCs w:val="18"/>
                 <w:lang w:val="en-US"/>
               </w:rPr>
               <w:t>gefaald</w:t>
@@ -655,14 +722,18 @@
             <w:pPr>
               <w:jc w:val="center"/>
               <w:rPr>
+                <w:sz w:val="18"/>
+                <w:szCs w:val="18"/>
                 <w:lang w:val="en-US"/>
               </w:rPr>
             </w:pPr>
             <w:r>
               <w:rPr>
-                <w:lang w:val="en-US"/>
-              </w:rPr>
-              <w:t>1</w:t>
+                <w:sz w:val="18"/>
+                <w:szCs w:val="18"/>
+                <w:lang w:val="en-US"/>
+              </w:rPr>
+              <w:t>2</w:t>
             </w:r>
           </w:p>
         </w:tc>
@@ -674,11 +745,15 @@
           <w:p>
             <w:pPr>
               <w:rPr>
+                <w:sz w:val="18"/>
+                <w:szCs w:val="18"/>
                 <w:lang w:val="en-US"/>
               </w:rPr>
             </w:pPr>
             <w:r>
               <w:rPr>
+                <w:sz w:val="18"/>
+                <w:szCs w:val="18"/>
                 <w:lang w:val="en-US"/>
               </w:rPr>
               <w:t>Passed</w:t>
@@ -692,11 +767,15 @@
           <w:p>
             <w:pPr>
               <w:rPr>
+                <w:sz w:val="18"/>
+                <w:szCs w:val="18"/>
                 <w:lang w:val="en-US"/>
               </w:rPr>
             </w:pPr>
             <w:r>
               <w:rPr>
+                <w:sz w:val="18"/>
+                <w:szCs w:val="18"/>
                 <w:lang w:val="en-US"/>
               </w:rPr>
               <w:t xml:space="preserve">Het checkpoint is </w:t>
@@ -704,6 +783,8 @@
             <w:proofErr w:type="spellStart"/>
             <w:r>
               <w:rPr>
+                <w:sz w:val="18"/>
+                <w:szCs w:val="18"/>
                 <w:lang w:val="en-US"/>
               </w:rPr>
               <w:t>geslaagd</w:t>
@@ -722,14 +803,18 @@
             <w:pPr>
               <w:jc w:val="center"/>
               <w:rPr>
+                <w:sz w:val="18"/>
+                <w:szCs w:val="18"/>
                 <w:lang w:val="en-US"/>
               </w:rPr>
             </w:pPr>
             <w:r>
               <w:rPr>
-                <w:lang w:val="en-US"/>
-              </w:rPr>
-              <w:t>2</w:t>
+                <w:sz w:val="18"/>
+                <w:szCs w:val="18"/>
+                <w:lang w:val="en-US"/>
+              </w:rPr>
+              <w:t>3</w:t>
             </w:r>
           </w:p>
         </w:tc>
@@ -741,11 +826,15 @@
           <w:p>
             <w:pPr>
               <w:rPr>
+                <w:sz w:val="18"/>
+                <w:szCs w:val="18"/>
                 <w:lang w:val="en-US"/>
               </w:rPr>
             </w:pPr>
             <w:r>
               <w:rPr>
+                <w:sz w:val="18"/>
+                <w:szCs w:val="18"/>
                 <w:lang w:val="en-US"/>
               </w:rPr>
               <w:t>Pending</w:t>
@@ -759,20 +848,18 @@
           <w:p>
             <w:pPr>
               <w:rPr>
+                <w:sz w:val="18"/>
+                <w:szCs w:val="18"/>
                 <w:lang w:val="nl-BE"/>
               </w:rPr>
             </w:pPr>
             <w:r>
               <w:rPr>
+                <w:sz w:val="18"/>
+                <w:szCs w:val="18"/>
                 <w:lang w:val="nl-BE"/>
               </w:rPr>
-              <w:t>Het checkpoint moet nog g</w:t>
-            </w:r>
-            <w:r>
-              <w:rPr>
-                <w:lang w:val="nl-BE"/>
-              </w:rPr>
-              <w:t>econtroleerd worden</w:t>
+              <w:t>Het checkpoint moet nog gecontroleerd worden</w:t>
             </w:r>
           </w:p>
         </w:tc>
@@ -787,14 +874,18 @@
             <w:pPr>
               <w:jc w:val="center"/>
               <w:rPr>
+                <w:sz w:val="18"/>
+                <w:szCs w:val="18"/>
                 <w:lang w:val="en-US"/>
               </w:rPr>
             </w:pPr>
             <w:r>
               <w:rPr>
-                <w:lang w:val="en-US"/>
-              </w:rPr>
-              <w:t>3</w:t>
+                <w:sz w:val="18"/>
+                <w:szCs w:val="18"/>
+                <w:lang w:val="en-US"/>
+              </w:rPr>
+              <w:t>4</w:t>
             </w:r>
           </w:p>
         </w:tc>
@@ -806,11 +897,15 @@
           <w:p>
             <w:pPr>
               <w:rPr>
+                <w:sz w:val="18"/>
+                <w:szCs w:val="18"/>
                 <w:lang w:val="en-US"/>
               </w:rPr>
             </w:pPr>
             <w:r>
               <w:rPr>
+                <w:sz w:val="18"/>
+                <w:szCs w:val="18"/>
                 <w:lang w:val="en-US"/>
               </w:rPr>
               <w:t>Cancelled</w:t>
@@ -824,29 +919,31 @@
           <w:p>
             <w:pPr>
               <w:rPr>
+                <w:sz w:val="18"/>
+                <w:szCs w:val="18"/>
                 <w:lang w:val="nl-BE"/>
               </w:rPr>
             </w:pPr>
             <w:r>
               <w:rPr>
+                <w:sz w:val="18"/>
+                <w:szCs w:val="18"/>
                 <w:lang w:val="nl-BE"/>
               </w:rPr>
-              <w:t xml:space="preserve">Het checkpoint werd niet </w:t>
+              <w:t>Het checkpoint werd niet gecontroleerd tijdens de inspectie, er was geen mogelijkheid ter controle</w:t>
             </w:r>
             <w:r>
               <w:rPr>
-                <w:lang w:val="nl-BE"/>
-              </w:rPr>
-              <w:t>gecontroleerd tijdens de inspectie, er was geen mogelijkheid ter controle</w:t>
-            </w:r>
-            <w:r>
-              <w:rPr>
+                <w:sz w:val="18"/>
+                <w:szCs w:val="18"/>
                 <w:lang w:val="nl-BE"/>
               </w:rPr>
               <w:t xml:space="preserve"> (bv. door werken)</w:t>
             </w:r>
             <w:r>
               <w:rPr>
+                <w:sz w:val="18"/>
+                <w:szCs w:val="18"/>
                 <w:lang w:val="nl-BE"/>
               </w:rPr>
               <w:t>.</w:t>
@@ -864,15 +961,18 @@
             <w:pPr>
               <w:jc w:val="center"/>
               <w:rPr>
+                <w:sz w:val="18"/>
+                <w:szCs w:val="18"/>
                 <w:lang w:val="en-US"/>
               </w:rPr>
             </w:pPr>
             <w:r>
               <w:rPr>
-                <w:lang w:val="en-US"/>
-              </w:rPr>
-              <w:lastRenderedPageBreak/>
-              <w:t>4</w:t>
+                <w:sz w:val="18"/>
+                <w:szCs w:val="18"/>
+                <w:lang w:val="en-US"/>
+              </w:rPr>
+              <w:t>5</w:t>
             </w:r>
           </w:p>
         </w:tc>
@@ -884,11 +984,15 @@
           <w:p>
             <w:pPr>
               <w:rPr>
+                <w:sz w:val="18"/>
+                <w:szCs w:val="18"/>
                 <w:lang w:val="en-US"/>
               </w:rPr>
             </w:pPr>
             <w:r>
               <w:rPr>
+                <w:sz w:val="18"/>
+                <w:szCs w:val="18"/>
                 <w:lang w:val="en-US"/>
               </w:rPr>
               <w:t>Skipped</w:t>
@@ -902,20 +1006,18 @@
           <w:p>
             <w:pPr>
               <w:rPr>
+                <w:sz w:val="18"/>
+                <w:szCs w:val="18"/>
                 <w:lang w:val="nl-BE"/>
               </w:rPr>
             </w:pPr>
             <w:r>
               <w:rPr>
+                <w:sz w:val="18"/>
+                <w:szCs w:val="18"/>
                 <w:lang w:val="nl-BE"/>
               </w:rPr>
-              <w:t xml:space="preserve">Het checkpoint werd niet </w:t>
-            </w:r>
-            <w:r>
-              <w:rPr>
-                <w:lang w:val="nl-BE"/>
-              </w:rPr>
-              <w:t>gecontroleerd tijdens de inspectie, de mogelijkheid ter controle bestond echter wel.</w:t>
+              <w:t>Het checkpoint werd niet gecontroleerd tijdens de inspectie, de mogelijkheid ter controle bestond echter wel.</w:t>
             </w:r>
           </w:p>
         </w:tc>
@@ -1004,7 +1106,7 @@
     </w:p>
     <w:p>
       <w:pPr>
-        <w:pStyle w:val="Heading2"/>
+        <w:pStyle w:val="Kop3"/>
         <w:rPr>
           <w:lang w:val="nl-BE"/>
         </w:rPr>
@@ -1052,20 +1154,84 @@
     </w:p>
     <w:p>
       <w:pPr>
-        <w:rPr>
-          <w:lang w:val="nl-BE"/>
-        </w:rPr>
-      </w:pPr>
-      <w:r>
-        <w:rPr>
-          <w:lang w:val="nl-BE"/>
-        </w:rPr>
-        <w:br w:type="page"/>
+        <w:pStyle w:val="Kop3"/>
+        <w:rPr>
+          <w:lang w:val="nl-BE"/>
+        </w:rPr>
+      </w:pPr>
+      <w:r>
+        <w:rPr>
+          <w:lang w:val="nl-BE"/>
+        </w:rPr>
+        <w:t>Opslaan van inspectie checkpunten</w:t>
       </w:r>
     </w:p>
     <w:p>
       <w:pPr>
-        <w:pStyle w:val="Heading2"/>
+        <w:jc w:val="both"/>
+        <w:rPr>
+          <w:lang w:val="nl-BE"/>
+        </w:rPr>
+      </w:pPr>
+      <w:r>
+        <w:rPr>
+          <w:lang w:val="nl-BE"/>
+        </w:rPr>
+        <w:t>Omdat doorgaans gewerkt zal worden met templates is het van belang dat wijzigen aan deze template enkel invloed hebben op nog niet uitvoerde inspecties. Om dit te bewerkstelligen wordt telkens een momentopname van de gecontroleerde checkpunten opgeslagen in de database. Om later toch bepaalde statistieken te kunnen uitvoeren word</w:t>
+      </w:r>
+      <w:r>
+        <w:rPr>
+          <w:lang w:val="nl-BE"/>
+        </w:rPr>
+        <w:t xml:space="preserve">en de </w:t>
+      </w:r>
+      <w:r>
+        <w:rPr>
+          <w:lang w:val="nl-BE"/>
+        </w:rPr>
+        <w:t>volgnummer</w:t>
+      </w:r>
+      <w:r>
+        <w:rPr>
+          <w:lang w:val="nl-BE"/>
+        </w:rPr>
+        <w:t>s</w:t>
+      </w:r>
+      <w:r>
+        <w:rPr>
+          <w:lang w:val="nl-BE"/>
+        </w:rPr>
+        <w:t xml:space="preserve"> van de template </w:t>
+      </w:r>
+      <w:r>
+        <w:rPr>
+          <w:lang w:val="nl-BE"/>
+        </w:rPr>
+        <w:t xml:space="preserve">en checkpunten </w:t>
+      </w:r>
+      <w:r>
+        <w:rPr>
+          <w:lang w:val="nl-BE"/>
+        </w:rPr>
+        <w:t>opgeslagen.</w:t>
+      </w:r>
+    </w:p>
+    <w:p>
+      <w:pPr>
+        <w:rPr>
+          <w:lang w:val="nl-BE"/>
+        </w:rPr>
+      </w:pPr>
+      <w:r>
+        <w:rPr>
+          <w:lang w:val="nl-BE"/>
+        </w:rPr>
+        <w:br w:type="page"/>
+      </w:r>
+    </w:p>
+    <w:p>
+      <w:pPr>
+        <w:pStyle w:val="Kop2"/>
         <w:rPr>
           <w:lang w:val="nl-BE"/>
         </w:rPr>
@@ -1076,6 +1242,26 @@
         </w:rPr>
         <w:lastRenderedPageBreak/>
         <w:t>Database schema</w:t>
+      </w:r>
+      <w:r>
+        <w:rPr>
+          <w:lang w:val="nl-BE"/>
+        </w:rPr>
+        <w:t xml:space="preserve">’s </w:t>
+      </w:r>
+    </w:p>
+    <w:p>
+      <w:pPr>
+        <w:pStyle w:val="Kop3"/>
+        <w:rPr>
+          <w:lang w:val="nl-BE"/>
+        </w:rPr>
+      </w:pPr>
+      <w:r>
+        <w:rPr>
+          <w:lang w:val="nl-BE"/>
+        </w:rPr>
+        <w:t>Inspecties</w:t>
       </w:r>
     </w:p>
     <w:p>
@@ -1272,7 +1458,7 @@
         <w:kern w:val="2"/>
         <w:sz w:val="22"/>
         <w:szCs w:val="22"/>
-        <w:lang w:val="en-BE" w:eastAsia="en-US" w:bidi="ar-SA"/>
+        <w:lang w:eastAsia="en-US" w:bidi="ar-SA"/>
         <w14:ligatures w14:val="standardContextual"/>
       </w:rPr>
     </w:rPrDefault>
@@ -1660,15 +1846,15 @@
     <w:lsdException w:name="Unresolved Mention" w:semiHidden="1" w:unhideWhenUsed="1"/>
     <w:lsdException w:name="Smart Link" w:semiHidden="1" w:unhideWhenUsed="1"/>
   </w:latentStyles>
-  <w:style w:type="paragraph" w:default="1" w:styleId="Normal">
+  <w:style w:type="paragraph" w:default="1" w:styleId="Standaard">
     <w:name w:val="Normal"/>
     <w:qFormat/>
   </w:style>
-  <w:style w:type="paragraph" w:styleId="Heading1">
+  <w:style w:type="paragraph" w:styleId="Kop1">
     <w:name w:val="heading 1"/>
-    <w:basedOn w:val="Normal"/>
-    <w:next w:val="Normal"/>
-    <w:link w:val="Heading1Char"/>
+    <w:basedOn w:val="Standaard"/>
+    <w:next w:val="Standaard"/>
+    <w:link w:val="Kop1Char"/>
     <w:uiPriority w:val="9"/>
     <w:qFormat/>
     <w:rsid w:val="00F92D98"/>
@@ -1685,11 +1871,11 @@
       <w:szCs w:val="40"/>
     </w:rPr>
   </w:style>
-  <w:style w:type="paragraph" w:styleId="Heading2">
+  <w:style w:type="paragraph" w:styleId="Kop2">
     <w:name w:val="heading 2"/>
-    <w:basedOn w:val="Normal"/>
-    <w:next w:val="Normal"/>
-    <w:link w:val="Heading2Char"/>
+    <w:basedOn w:val="Standaard"/>
+    <w:next w:val="Standaard"/>
+    <w:link w:val="Kop2Char"/>
     <w:uiPriority w:val="9"/>
     <w:unhideWhenUsed/>
     <w:qFormat/>
@@ -1707,11 +1893,11 @@
       <w:szCs w:val="32"/>
     </w:rPr>
   </w:style>
-  <w:style w:type="paragraph" w:styleId="Heading3">
+  <w:style w:type="paragraph" w:styleId="Kop3">
     <w:name w:val="heading 3"/>
-    <w:basedOn w:val="Normal"/>
-    <w:next w:val="Normal"/>
-    <w:link w:val="Heading3Char"/>
+    <w:basedOn w:val="Standaard"/>
+    <w:next w:val="Standaard"/>
+    <w:link w:val="Kop3Char"/>
     <w:uiPriority w:val="9"/>
     <w:unhideWhenUsed/>
     <w:qFormat/>
@@ -1729,11 +1915,11 @@
       <w:szCs w:val="28"/>
     </w:rPr>
   </w:style>
-  <w:style w:type="paragraph" w:styleId="Heading4">
+  <w:style w:type="paragraph" w:styleId="Kop4">
     <w:name w:val="heading 4"/>
-    <w:basedOn w:val="Normal"/>
-    <w:next w:val="Normal"/>
-    <w:link w:val="Heading4Char"/>
+    <w:basedOn w:val="Standaard"/>
+    <w:next w:val="Standaard"/>
+    <w:link w:val="Kop4Char"/>
     <w:uiPriority w:val="9"/>
     <w:semiHidden/>
     <w:unhideWhenUsed/>
@@ -1752,11 +1938,11 @@
       <w:color w:val="0F4761" w:themeColor="accent1" w:themeShade="BF"/>
     </w:rPr>
   </w:style>
-  <w:style w:type="paragraph" w:styleId="Heading5">
+  <w:style w:type="paragraph" w:styleId="Kop5">
     <w:name w:val="heading 5"/>
-    <w:basedOn w:val="Normal"/>
-    <w:next w:val="Normal"/>
-    <w:link w:val="Heading5Char"/>
+    <w:basedOn w:val="Standaard"/>
+    <w:next w:val="Standaard"/>
+    <w:link w:val="Kop5Char"/>
     <w:uiPriority w:val="9"/>
     <w:semiHidden/>
     <w:unhideWhenUsed/>
@@ -1773,11 +1959,11 @@
       <w:color w:val="0F4761" w:themeColor="accent1" w:themeShade="BF"/>
     </w:rPr>
   </w:style>
-  <w:style w:type="paragraph" w:styleId="Heading6">
+  <w:style w:type="paragraph" w:styleId="Kop6">
     <w:name w:val="heading 6"/>
-    <w:basedOn w:val="Normal"/>
-    <w:next w:val="Normal"/>
-    <w:link w:val="Heading6Char"/>
+    <w:basedOn w:val="Standaard"/>
+    <w:next w:val="Standaard"/>
+    <w:link w:val="Kop6Char"/>
     <w:uiPriority w:val="9"/>
     <w:semiHidden/>
     <w:unhideWhenUsed/>
@@ -1796,11 +1982,11 @@
       <w:color w:val="595959" w:themeColor="text1" w:themeTint="A6"/>
     </w:rPr>
   </w:style>
-  <w:style w:type="paragraph" w:styleId="Heading7">
+  <w:style w:type="paragraph" w:styleId="Kop7">
     <w:name w:val="heading 7"/>
-    <w:basedOn w:val="Normal"/>
-    <w:next w:val="Normal"/>
-    <w:link w:val="Heading7Char"/>
+    <w:basedOn w:val="Standaard"/>
+    <w:next w:val="Standaard"/>
+    <w:link w:val="Kop7Char"/>
     <w:uiPriority w:val="9"/>
     <w:semiHidden/>
     <w:unhideWhenUsed/>
@@ -1817,11 +2003,11 @@
       <w:color w:val="595959" w:themeColor="text1" w:themeTint="A6"/>
     </w:rPr>
   </w:style>
-  <w:style w:type="paragraph" w:styleId="Heading8">
+  <w:style w:type="paragraph" w:styleId="Kop8">
     <w:name w:val="heading 8"/>
-    <w:basedOn w:val="Normal"/>
-    <w:next w:val="Normal"/>
-    <w:link w:val="Heading8Char"/>
+    <w:basedOn w:val="Standaard"/>
+    <w:next w:val="Standaard"/>
+    <w:link w:val="Kop8Char"/>
     <w:uiPriority w:val="9"/>
     <w:semiHidden/>
     <w:unhideWhenUsed/>
@@ -1840,11 +2026,11 @@
       <w:color w:val="272727" w:themeColor="text1" w:themeTint="D8"/>
     </w:rPr>
   </w:style>
-  <w:style w:type="paragraph" w:styleId="Heading9">
+  <w:style w:type="paragraph" w:styleId="Kop9">
     <w:name w:val="heading 9"/>
-    <w:basedOn w:val="Normal"/>
-    <w:next w:val="Normal"/>
-    <w:link w:val="Heading9Char"/>
+    <w:basedOn w:val="Standaard"/>
+    <w:next w:val="Standaard"/>
+    <w:link w:val="Kop9Char"/>
     <w:uiPriority w:val="9"/>
     <w:semiHidden/>
     <w:unhideWhenUsed/>
@@ -1861,13 +2047,13 @@
       <w:color w:val="272727" w:themeColor="text1" w:themeTint="D8"/>
     </w:rPr>
   </w:style>
-  <w:style w:type="character" w:default="1" w:styleId="DefaultParagraphFont">
+  <w:style w:type="character" w:default="1" w:styleId="Standaardalinea-lettertype">
     <w:name w:val="Default Paragraph Font"/>
     <w:uiPriority w:val="1"/>
     <w:semiHidden/>
     <w:unhideWhenUsed/>
   </w:style>
-  <w:style w:type="table" w:default="1" w:styleId="TableNormal">
+  <w:style w:type="table" w:default="1" w:styleId="Standaardtabel">
     <w:name w:val="Normal Table"/>
     <w:uiPriority w:val="99"/>
     <w:semiHidden/>
@@ -1882,16 +2068,16 @@
       </w:tblCellMar>
     </w:tblPr>
   </w:style>
-  <w:style w:type="numbering" w:default="1" w:styleId="NoList">
+  <w:style w:type="numbering" w:default="1" w:styleId="Geenlijst">
     <w:name w:val="No List"/>
     <w:uiPriority w:val="99"/>
     <w:semiHidden/>
     <w:unhideWhenUsed/>
   </w:style>
-  <w:style w:type="character" w:customStyle="1" w:styleId="Heading1Char">
-    <w:name w:val="Heading 1 Char"/>
-    <w:basedOn w:val="DefaultParagraphFont"/>
-    <w:link w:val="Heading1"/>
+  <w:style w:type="character" w:customStyle="1" w:styleId="Kop1Char">
+    <w:name w:val="Kop 1 Char"/>
+    <w:basedOn w:val="Standaardalinea-lettertype"/>
+    <w:link w:val="Kop1"/>
     <w:uiPriority w:val="9"/>
     <w:rsid w:val="00F92D98"/>
     <w:rPr>
@@ -1901,10 +2087,10 @@
       <w:szCs w:val="40"/>
     </w:rPr>
   </w:style>
-  <w:style w:type="character" w:customStyle="1" w:styleId="Heading2Char">
-    <w:name w:val="Heading 2 Char"/>
-    <w:basedOn w:val="DefaultParagraphFont"/>
-    <w:link w:val="Heading2"/>
+  <w:style w:type="character" w:customStyle="1" w:styleId="Kop2Char">
+    <w:name w:val="Kop 2 Char"/>
+    <w:basedOn w:val="Standaardalinea-lettertype"/>
+    <w:link w:val="Kop2"/>
     <w:uiPriority w:val="9"/>
     <w:rsid w:val="00F92D98"/>
     <w:rPr>
@@ -1914,10 +2100,10 @@
       <w:szCs w:val="32"/>
     </w:rPr>
   </w:style>
-  <w:style w:type="character" w:customStyle="1" w:styleId="Heading3Char">
-    <w:name w:val="Heading 3 Char"/>
-    <w:basedOn w:val="DefaultParagraphFont"/>
-    <w:link w:val="Heading3"/>
+  <w:style w:type="character" w:customStyle="1" w:styleId="Kop3Char">
+    <w:name w:val="Kop 3 Char"/>
+    <w:basedOn w:val="Standaardalinea-lettertype"/>
+    <w:link w:val="Kop3"/>
     <w:uiPriority w:val="9"/>
     <w:rsid w:val="00F92D98"/>
     <w:rPr>
@@ -1927,10 +2113,10 @@
       <w:szCs w:val="28"/>
     </w:rPr>
   </w:style>
-  <w:style w:type="character" w:customStyle="1" w:styleId="Heading4Char">
-    <w:name w:val="Heading 4 Char"/>
-    <w:basedOn w:val="DefaultParagraphFont"/>
-    <w:link w:val="Heading4"/>
+  <w:style w:type="character" w:customStyle="1" w:styleId="Kop4Char">
+    <w:name w:val="Kop 4 Char"/>
+    <w:basedOn w:val="Standaardalinea-lettertype"/>
+    <w:link w:val="Kop4"/>
     <w:uiPriority w:val="9"/>
     <w:semiHidden/>
     <w:rsid w:val="00F92D98"/>
@@ -1941,10 +2127,10 @@
       <w:color w:val="0F4761" w:themeColor="accent1" w:themeShade="BF"/>
     </w:rPr>
   </w:style>
-  <w:style w:type="character" w:customStyle="1" w:styleId="Heading5Char">
-    <w:name w:val="Heading 5 Char"/>
-    <w:basedOn w:val="DefaultParagraphFont"/>
-    <w:link w:val="Heading5"/>
+  <w:style w:type="character" w:customStyle="1" w:styleId="Kop5Char">
+    <w:name w:val="Kop 5 Char"/>
+    <w:basedOn w:val="Standaardalinea-lettertype"/>
+    <w:link w:val="Kop5"/>
     <w:uiPriority w:val="9"/>
     <w:semiHidden/>
     <w:rsid w:val="00F92D98"/>
@@ -1953,10 +2139,10 @@
       <w:color w:val="0F4761" w:themeColor="accent1" w:themeShade="BF"/>
     </w:rPr>
   </w:style>
-  <w:style w:type="character" w:customStyle="1" w:styleId="Heading6Char">
-    <w:name w:val="Heading 6 Char"/>
-    <w:basedOn w:val="DefaultParagraphFont"/>
-    <w:link w:val="Heading6"/>
+  <w:style w:type="character" w:customStyle="1" w:styleId="Kop6Char">
+    <w:name w:val="Kop 6 Char"/>
+    <w:basedOn w:val="Standaardalinea-lettertype"/>
+    <w:link w:val="Kop6"/>
     <w:uiPriority w:val="9"/>
     <w:semiHidden/>
     <w:rsid w:val="00F92D98"/>
@@ -1967,10 +2153,10 @@
       <w:color w:val="595959" w:themeColor="text1" w:themeTint="A6"/>
     </w:rPr>
   </w:style>
-  <w:style w:type="character" w:customStyle="1" w:styleId="Heading7Char">
-    <w:name w:val="Heading 7 Char"/>
-    <w:basedOn w:val="DefaultParagraphFont"/>
-    <w:link w:val="Heading7"/>
+  <w:style w:type="character" w:customStyle="1" w:styleId="Kop7Char">
+    <w:name w:val="Kop 7 Char"/>
+    <w:basedOn w:val="Standaardalinea-lettertype"/>
+    <w:link w:val="Kop7"/>
     <w:uiPriority w:val="9"/>
     <w:semiHidden/>
     <w:rsid w:val="00F92D98"/>
@@ -1979,10 +2165,10 @@
       <w:color w:val="595959" w:themeColor="text1" w:themeTint="A6"/>
     </w:rPr>
   </w:style>
-  <w:style w:type="character" w:customStyle="1" w:styleId="Heading8Char">
-    <w:name w:val="Heading 8 Char"/>
-    <w:basedOn w:val="DefaultParagraphFont"/>
-    <w:link w:val="Heading8"/>
+  <w:style w:type="character" w:customStyle="1" w:styleId="Kop8Char">
+    <w:name w:val="Kop 8 Char"/>
+    <w:basedOn w:val="Standaardalinea-lettertype"/>
+    <w:link w:val="Kop8"/>
     <w:uiPriority w:val="9"/>
     <w:semiHidden/>
     <w:rsid w:val="00F92D98"/>
@@ -1993,10 +2179,10 @@
       <w:color w:val="272727" w:themeColor="text1" w:themeTint="D8"/>
     </w:rPr>
   </w:style>
-  <w:style w:type="character" w:customStyle="1" w:styleId="Heading9Char">
-    <w:name w:val="Heading 9 Char"/>
-    <w:basedOn w:val="DefaultParagraphFont"/>
-    <w:link w:val="Heading9"/>
+  <w:style w:type="character" w:customStyle="1" w:styleId="Kop9Char">
+    <w:name w:val="Kop 9 Char"/>
+    <w:basedOn w:val="Standaardalinea-lettertype"/>
+    <w:link w:val="Kop9"/>
     <w:uiPriority w:val="9"/>
     <w:semiHidden/>
     <w:rsid w:val="00F92D98"/>
@@ -2005,11 +2191,11 @@
       <w:color w:val="272727" w:themeColor="text1" w:themeTint="D8"/>
     </w:rPr>
   </w:style>
-  <w:style w:type="paragraph" w:styleId="Title">
+  <w:style w:type="paragraph" w:styleId="Titel">
     <w:name w:val="Title"/>
-    <w:basedOn w:val="Normal"/>
-    <w:next w:val="Normal"/>
-    <w:link w:val="TitleChar"/>
+    <w:basedOn w:val="Standaard"/>
+    <w:next w:val="Standaard"/>
+    <w:link w:val="TitelChar"/>
     <w:uiPriority w:val="10"/>
     <w:qFormat/>
     <w:rsid w:val="00F92D98"/>
@@ -2025,10 +2211,10 @@
       <w:szCs w:val="56"/>
     </w:rPr>
   </w:style>
-  <w:style w:type="character" w:customStyle="1" w:styleId="TitleChar">
-    <w:name w:val="Title Char"/>
-    <w:basedOn w:val="DefaultParagraphFont"/>
-    <w:link w:val="Title"/>
+  <w:style w:type="character" w:customStyle="1" w:styleId="TitelChar">
+    <w:name w:val="Titel Char"/>
+    <w:basedOn w:val="Standaardalinea-lettertype"/>
+    <w:link w:val="Titel"/>
     <w:uiPriority w:val="10"/>
     <w:rsid w:val="00F92D98"/>
     <w:rPr>
@@ -2039,11 +2225,11 @@
       <w:szCs w:val="56"/>
     </w:rPr>
   </w:style>
-  <w:style w:type="paragraph" w:styleId="Subtitle">
+  <w:style w:type="paragraph" w:styleId="Ondertitel">
     <w:name w:val="Subtitle"/>
-    <w:basedOn w:val="Normal"/>
-    <w:next w:val="Normal"/>
-    <w:link w:val="SubtitleChar"/>
+    <w:basedOn w:val="Standaard"/>
+    <w:next w:val="Standaard"/>
+    <w:link w:val="OndertitelChar"/>
     <w:uiPriority w:val="11"/>
     <w:qFormat/>
     <w:rsid w:val="00F92D98"/>
@@ -2060,10 +2246,10 @@
       <w:szCs w:val="28"/>
     </w:rPr>
   </w:style>
-  <w:style w:type="character" w:customStyle="1" w:styleId="SubtitleChar">
-    <w:name w:val="Subtitle Char"/>
-    <w:basedOn w:val="DefaultParagraphFont"/>
-    <w:link w:val="Subtitle"/>
+  <w:style w:type="character" w:customStyle="1" w:styleId="OndertitelChar">
+    <w:name w:val="Ondertitel Char"/>
+    <w:basedOn w:val="Standaardalinea-lettertype"/>
+    <w:link w:val="Ondertitel"/>
     <w:uiPriority w:val="11"/>
     <w:rsid w:val="00F92D98"/>
     <w:rPr>
@@ -2074,11 +2260,11 @@
       <w:szCs w:val="28"/>
     </w:rPr>
   </w:style>
-  <w:style w:type="paragraph" w:styleId="Quote">
+  <w:style w:type="paragraph" w:styleId="Citaat">
     <w:name w:val="Quote"/>
-    <w:basedOn w:val="Normal"/>
-    <w:next w:val="Normal"/>
-    <w:link w:val="QuoteChar"/>
+    <w:basedOn w:val="Standaard"/>
+    <w:next w:val="Standaard"/>
+    <w:link w:val="CitaatChar"/>
     <w:uiPriority w:val="29"/>
     <w:qFormat/>
     <w:rsid w:val="00F92D98"/>
@@ -2092,10 +2278,10 @@
       <w:color w:val="404040" w:themeColor="text1" w:themeTint="BF"/>
     </w:rPr>
   </w:style>
-  <w:style w:type="character" w:customStyle="1" w:styleId="QuoteChar">
-    <w:name w:val="Quote Char"/>
-    <w:basedOn w:val="DefaultParagraphFont"/>
-    <w:link w:val="Quote"/>
+  <w:style w:type="character" w:customStyle="1" w:styleId="CitaatChar">
+    <w:name w:val="Citaat Char"/>
+    <w:basedOn w:val="Standaardalinea-lettertype"/>
+    <w:link w:val="Citaat"/>
     <w:uiPriority w:val="29"/>
     <w:rsid w:val="00F92D98"/>
     <w:rPr>
@@ -2104,9 +2290,9 @@
       <w:color w:val="404040" w:themeColor="text1" w:themeTint="BF"/>
     </w:rPr>
   </w:style>
-  <w:style w:type="paragraph" w:styleId="ListParagraph">
+  <w:style w:type="paragraph" w:styleId="Lijstalinea">
     <w:name w:val="List Paragraph"/>
-    <w:basedOn w:val="Normal"/>
+    <w:basedOn w:val="Standaard"/>
     <w:uiPriority w:val="34"/>
     <w:qFormat/>
     <w:rsid w:val="00F92D98"/>
@@ -2115,9 +2301,9 @@
       <w:contextualSpacing/>
     </w:pPr>
   </w:style>
-  <w:style w:type="character" w:styleId="IntenseEmphasis">
+  <w:style w:type="character" w:styleId="Intensievebenadrukking">
     <w:name w:val="Intense Emphasis"/>
-    <w:basedOn w:val="DefaultParagraphFont"/>
+    <w:basedOn w:val="Standaardalinea-lettertype"/>
     <w:uiPriority w:val="21"/>
     <w:qFormat/>
     <w:rsid w:val="00F92D98"/>
@@ -2127,11 +2313,11 @@
       <w:color w:val="0F4761" w:themeColor="accent1" w:themeShade="BF"/>
     </w:rPr>
   </w:style>
-  <w:style w:type="paragraph" w:styleId="IntenseQuote">
+  <w:style w:type="paragraph" w:styleId="Duidelijkcitaat">
     <w:name w:val="Intense Quote"/>
-    <w:basedOn w:val="Normal"/>
-    <w:next w:val="Normal"/>
-    <w:link w:val="IntenseQuoteChar"/>
+    <w:basedOn w:val="Standaard"/>
+    <w:next w:val="Standaard"/>
+    <w:link w:val="DuidelijkcitaatChar"/>
     <w:uiPriority w:val="30"/>
     <w:qFormat/>
     <w:rsid w:val="00F92D98"/>
@@ -2150,10 +2336,10 @@
       <w:color w:val="0F4761" w:themeColor="accent1" w:themeShade="BF"/>
     </w:rPr>
   </w:style>
-  <w:style w:type="character" w:customStyle="1" w:styleId="IntenseQuoteChar">
-    <w:name w:val="Intense Quote Char"/>
-    <w:basedOn w:val="DefaultParagraphFont"/>
-    <w:link w:val="IntenseQuote"/>
+  <w:style w:type="character" w:customStyle="1" w:styleId="DuidelijkcitaatChar">
+    <w:name w:val="Duidelijk citaat Char"/>
+    <w:basedOn w:val="Standaardalinea-lettertype"/>
+    <w:link w:val="Duidelijkcitaat"/>
     <w:uiPriority w:val="30"/>
     <w:rsid w:val="00F92D98"/>
     <w:rPr>
@@ -2162,9 +2348,9 @@
       <w:color w:val="0F4761" w:themeColor="accent1" w:themeShade="BF"/>
     </w:rPr>
   </w:style>
-  <w:style w:type="character" w:styleId="IntenseReference">
+  <w:style w:type="character" w:styleId="Intensieveverwijzing">
     <w:name w:val="Intense Reference"/>
-    <w:basedOn w:val="DefaultParagraphFont"/>
+    <w:basedOn w:val="Standaardalinea-lettertype"/>
     <w:uiPriority w:val="32"/>
     <w:qFormat/>
     <w:rsid w:val="00F92D98"/>
@@ -2176,9 +2362,9 @@
       <w:spacing w:val="5"/>
     </w:rPr>
   </w:style>
-  <w:style w:type="table" w:styleId="TableGrid">
+  <w:style w:type="table" w:styleId="Tabelraster">
     <w:name w:val="Table Grid"/>
-    <w:basedOn w:val="TableNormal"/>
+    <w:basedOn w:val="Standaardtabel"/>
     <w:uiPriority w:val="39"/>
     <w:rsid w:val="00F92D98"/>
     <w:pPr>

--- a/Database Design PFSP.docx
+++ b/Database Design PFSP.docx
@@ -940,14 +940,6 @@
               </w:rPr>
               <w:t xml:space="preserve"> (bv. door werken)</w:t>
             </w:r>
-            <w:r>
-              <w:rPr>
-                <w:sz w:val="18"/>
-                <w:szCs w:val="18"/>
-                <w:lang w:val="nl-BE"/>
-              </w:rPr>
-              <w:t>.</w:t>
-            </w:r>
           </w:p>
         </w:tc>
       </w:tr>
@@ -1017,7 +1009,7 @@
                 <w:szCs w:val="18"/>
                 <w:lang w:val="nl-BE"/>
               </w:rPr>
-              <w:t>Het checkpoint werd niet gecontroleerd tijdens de inspectie, de mogelijkheid ter controle bestond echter wel.</w:t>
+              <w:t>Het checkpoint werd niet gecontroleerd tijdens de inspectie, de mogelijkheid ter controle bestond echter wel</w:t>
             </w:r>
           </w:p>
         </w:tc>
